--- a/PlaceOS_지원서류_1_이력서.docx
+++ b/PlaceOS_지원서류_1_이력서.docx
@@ -811,7 +811,7 @@
           <w:color w:val="16202E"/>
           <w:sz w:val="21"/>
         </w:rPr>
-        <w:t>공공 API(건축물대장 · 상권분석 · R-ONE · KOSIS)를 Bronze/Silver/Gold 3계층으로 정규화해 서울 66개 거점의 건물 단위 공실 인벤토리를 구축했습니다.</w:t>
+        <w:t>공공 API(건축물대장 · 상권분석 · R-ONE · KOSIS)를 Bronze/Silver/Gold 3계층으로 정규화해 서울 81개 거점의 건물 단위 공실 인벤토리를 구축했습니다.</w:t>
       </w:r>
     </w:p>
     <w:p>
@@ -885,7 +885,7 @@
           <w:color w:val="16202E"/>
           <w:sz w:val="21"/>
         </w:rPr>
-        <w:t>FastAPI + React + PostGIS 스택을 GitHub Actions - Cloud Run 파이프라인에 올려 테스트 통과 시에만 배포되도록 구성했습니다.</w:t>
+        <w:t>FastAPI + React 스택을 GitHub Actions - Cloud Run 파이프라인에 올려 테스트 통과 시에만 배포되도록 구성했습니다.</w:t>
       </w:r>
     </w:p>
     <w:p>
@@ -922,7 +922,7 @@
           <w:color w:val="16202E"/>
           <w:sz w:val="21"/>
         </w:rPr>
-        <w:t>자기 지표의 결함을 스스로 찾아내 지표 체계 전체를 재정의한 경험이 있습니다. 상세는 경력기술서 4장.</w:t>
+        <w:t>자기 지표의 결함을 스스로 찾아내 지표 체계 전체를 재정의한 경험이 있습니다. 아직 확정되지 않은 값은 달성이 아니라 '확인대기'로 둡니다. 상세는 경력기술서 4장.</w:t>
       </w:r>
     </w:p>
     <w:p>
@@ -1247,7 +1247,7 @@
                 <w:color w:val="16202E"/>
                 <w:sz w:val="18"/>
               </w:rPr>
-              <w:t>건물 단위 공실 인벤토리 + 공실 예측 + 업종 추천</w:t>
+              <w:t>건물 단위 공실 인벤토리 + 공실 예측 · 업종 추천 + 입점 ROI · 창업 검증 program 생성</w:t>
             </w:r>
           </w:p>
         </w:tc>
@@ -1579,7 +1579,7 @@
                 <w:color w:val="16202E"/>
                 <w:sz w:val="18"/>
               </w:rPr>
-              <w:t>Python 3.11, FastAPI, PostgreSQL / PostGIS, Redis, Celery, Alembic</w:t>
+              <w:t>Python 3.11, FastAPI, PostgreSQL (계정 · 조직 · 사용량), SQLAlchemy, Alembic</w:t>
             </w:r>
           </w:p>
         </w:tc>
@@ -1612,7 +1612,7 @@
                 <w:color w:val="16202E"/>
                 <w:sz w:val="18"/>
               </w:rPr>
-              <w:t>ML</w:t>
+              <w:t>ML · LLM</w:t>
             </w:r>
           </w:p>
         </w:tc>
@@ -1640,7 +1640,7 @@
                 <w:color w:val="16202E"/>
                 <w:sz w:val="18"/>
               </w:rPr>
-              <w:t>PyTorch, PyTorch Geometric (GNN), LSTM, MLflow, LangChain</w:t>
+              <w:t>PyTorch, PyTorch Geometric (GNN), LSTM, MLflow / Anthropic SDK (생성 엔진 직접 호출)</w:t>
             </w:r>
           </w:p>
         </w:tc>
@@ -1760,7 +1760,7 @@
                 <w:color w:val="16202E"/>
                 <w:sz w:val="18"/>
               </w:rPr>
-              <w:t>Airflow, Selenium / Playwright, Bronze / Silver / Gold 3계층 설계</w:t>
+              <w:t>Selenium / Playwright 수집기, Bronze / Silver / Gold 3계층 설계, 일일 쿼터 런북</w:t>
             </w:r>
           </w:p>
         </w:tc>
